--- a/docx_resources/Стихири - Мінея/Мінея_02_Лютий.docx
+++ b/docx_resources/Стихири - Мінея/Мінея_02_Лютий.docx
@@ -1622,7 +1622,7 @@
           <w:szCs w:val="24"/>
           <w:rtl w:val="0"/>
         </w:rPr>
-        <w:t xml:space="preserve"> Богоявління невимо́вного* ни́ні спаси́тельну благода́ть святку́ємо:* бо від ДівиОтрокови́ці безперемінно ста́вши Младе́нцем, Христо́с Бог* у Храм Бо́гові й Отце́ві Ма́тір’ю ни́ні прино́ситься,* Яко́го взя́вши, Симео́н* пригорну́в в обіймах.</w:t>
+        <w:t xml:space="preserve"> Богоявління невимо́вного* ни́ні спаси́тельну благода́ть святку́ємо:* бо від Діви Отрокови́ці безперемінно ста́вши Младе́нцем, Христо́с Бог* у Храм Бо́гові й Отце́ві Ма́тір’ю ни́ні прино́ситься,* Яко́го взя́вши, Симео́н* пригорну́в в обіймах.</w:t>
       </w:r>
     </w:p>
     <w:p>
